--- a/Chapter 4/Chapter 4.docx
+++ b/Chapter 4/Chapter 4.docx
@@ -373,7 +373,25 @@
           <w:sz w:val="28"/>
           <w:szCs w:val="28"/>
         </w:rPr>
-        <w:t xml:space="preserve">for (k = 0.1; k != 1.0; k += 0.1) </w:t>
+        <w:t xml:space="preserve">for (k = 0.1; </w:t>
+      </w:r>
+      <w:proofErr w:type="gramStart"/>
+      <w:r>
+        <w:rPr>
+          <w:rFonts w:ascii="Nunito" w:hAnsi="Nunito"/>
+          <w:sz w:val="28"/>
+          <w:szCs w:val="28"/>
+        </w:rPr>
+        <w:t>k !</w:t>
+      </w:r>
+      <w:proofErr w:type="gramEnd"/>
+      <w:r>
+        <w:rPr>
+          <w:rFonts w:ascii="Nunito" w:hAnsi="Nunito"/>
+          <w:sz w:val="28"/>
+          <w:szCs w:val="28"/>
+        </w:rPr>
+        <w:t xml:space="preserve">= 1.0; k += 0.1) </w:t>
       </w:r>
     </w:p>
     <w:p>
@@ -459,7 +477,18 @@
           <w:sz w:val="28"/>
           <w:szCs w:val="28"/>
         </w:rPr>
-        <w:t>for (double k = 0.1; k &lt;= 1.0; k += 0.1)</w:t>
+        <w:t>for (double k = 0.1; k &lt;= 1.0; k += 0.</w:t>
+      </w:r>
+      <w:proofErr w:type="gramStart"/>
+      <w:r>
+        <w:rPr>
+          <w:rFonts w:ascii="Nunito" w:hAnsi="Nunito"/>
+          <w:b/>
+          <w:bCs/>
+          <w:sz w:val="28"/>
+          <w:szCs w:val="28"/>
+        </w:rPr>
+        <w:t>1)</w:t>
       </w:r>
       <w:r>
         <w:rPr>
@@ -471,6 +500,7 @@
         </w:rPr>
         <w:t>{</w:t>
       </w:r>
+      <w:proofErr w:type="gramEnd"/>
       <w:r>
         <w:rPr>
           <w:rFonts w:ascii="Nunito" w:hAnsi="Nunito"/>
@@ -5784,7 +5814,25 @@
           <w:sz w:val="28"/>
           <w:szCs w:val="28"/>
         </w:rPr>
-        <w:t xml:space="preserve">public static void main(String[] </w:t>
+        <w:t xml:space="preserve">public static void </w:t>
+      </w:r>
+      <w:proofErr w:type="gramStart"/>
+      <w:r>
+        <w:rPr>
+          <w:rFonts w:ascii="Nunito" w:hAnsi="Nunito"/>
+          <w:sz w:val="28"/>
+          <w:szCs w:val="28"/>
+        </w:rPr>
+        <w:t>main(String[</w:t>
+      </w:r>
+      <w:proofErr w:type="gramEnd"/>
+      <w:r>
+        <w:rPr>
+          <w:rFonts w:ascii="Nunito" w:hAnsi="Nunito"/>
+          <w:sz w:val="28"/>
+          <w:szCs w:val="28"/>
+        </w:rPr>
+        <w:t xml:space="preserve">] </w:t>
       </w:r>
       <w:proofErr w:type="spellStart"/>
       <w:r>
@@ -6306,6 +6354,143 @@
         <w:ind w:left="410"/>
         <w:rPr>
           <w:rFonts w:ascii="Nunito" w:hAnsi="Nunito"/>
+          <w:b/>
+          <w:bCs/>
+          <w:sz w:val="28"/>
+          <w:szCs w:val="28"/>
+        </w:rPr>
+      </w:pPr>
+      <w:r>
+        <w:rPr>
+          <w:rFonts w:ascii="Nunito" w:hAnsi="Nunito"/>
+          <w:b/>
+          <w:bCs/>
+          <w:sz w:val="28"/>
+          <w:szCs w:val="28"/>
+        </w:rPr>
+        <w:t>ANS:</w:t>
+      </w:r>
+    </w:p>
+    <w:p>
+      <w:pPr>
+        <w:pStyle w:val="ListParagraph"/>
+        <w:ind w:left="410"/>
+        <w:rPr>
+          <w:rFonts w:ascii="Nunito" w:hAnsi="Nunito"/>
+          <w:sz w:val="28"/>
+          <w:szCs w:val="28"/>
+          <w:lang w:val="en-NG"/>
+        </w:rPr>
+      </w:pPr>
+      <w:r>
+        <w:rPr>
+          <w:rFonts w:ascii="Nunito" w:hAnsi="Nunito"/>
+          <w:sz w:val="28"/>
+          <w:szCs w:val="28"/>
+          <w:lang w:val="en-NG"/>
+        </w:rPr>
+        <w:t xml:space="preserve">The problem is </w:t>
+      </w:r>
+      <w:r>
+        <w:rPr>
+          <w:rFonts w:ascii="Nunito" w:hAnsi="Nunito"/>
+          <w:b/>
+          <w:bCs/>
+          <w:sz w:val="28"/>
+          <w:szCs w:val="28"/>
+          <w:lang w:val="en-NG"/>
+        </w:rPr>
+        <w:t>integer overflow</w:t>
+      </w:r>
+      <w:r>
+        <w:rPr>
+          <w:rFonts w:ascii="Nunito" w:hAnsi="Nunito"/>
+          <w:sz w:val="28"/>
+          <w:szCs w:val="28"/>
+          <w:lang w:val="en-NG"/>
+        </w:rPr>
+        <w:t>.</w:t>
+      </w:r>
+    </w:p>
+    <w:p>
+      <w:pPr>
+        <w:pStyle w:val="ListParagraph"/>
+        <w:numPr>
+          <w:ilvl w:val="0"/>
+          <w:numId w:val="3"/>
+        </w:numPr>
+        <w:rPr>
+          <w:rFonts w:ascii="Nunito" w:hAnsi="Nunito"/>
+          <w:sz w:val="28"/>
+          <w:szCs w:val="28"/>
+          <w:lang w:val="en-NG"/>
+        </w:rPr>
+      </w:pPr>
+      <w:r>
+        <w:rPr>
+          <w:rFonts w:ascii="Nunito" w:hAnsi="Nunito"/>
+          <w:sz w:val="28"/>
+          <w:szCs w:val="28"/>
+          <w:lang w:val="en-NG"/>
+        </w:rPr>
+        <w:t>A long in Java can store values only up to:</w:t>
+      </w:r>
+    </w:p>
+    <w:p>
+      <w:pPr>
+        <w:pStyle w:val="ListParagraph"/>
+        <w:ind w:left="410"/>
+        <w:rPr>
+          <w:rFonts w:ascii="Nunito" w:hAnsi="Nunito"/>
+          <w:sz w:val="28"/>
+          <w:szCs w:val="28"/>
+        </w:rPr>
+      </w:pPr>
+      <w:r>
+        <w:rPr>
+          <w:rFonts w:ascii="Nunito" w:hAnsi="Nunito"/>
+          <w:sz w:val="28"/>
+          <w:szCs w:val="28"/>
+        </w:rPr>
+        <w:t xml:space="preserve">    </w:t>
+      </w:r>
+      <w:r>
+        <w:rPr>
+          <w:rFonts w:ascii="Nunito" w:hAnsi="Nunito"/>
+          <w:sz w:val="28"/>
+          <w:szCs w:val="28"/>
+        </w:rPr>
+        <w:t>9,223,372,036,854,775,807</w:t>
+      </w:r>
+    </w:p>
+    <w:p>
+      <w:pPr>
+        <w:pStyle w:val="ListParagraph"/>
+        <w:ind w:left="410"/>
+        <w:rPr>
+          <w:rFonts w:ascii="Nunito" w:hAnsi="Nunito"/>
+          <w:sz w:val="28"/>
+          <w:szCs w:val="28"/>
+        </w:rPr>
+      </w:pPr>
+    </w:p>
+    <w:p>
+      <w:pPr>
+        <w:pStyle w:val="ListParagraph"/>
+        <w:ind w:left="410"/>
+        <w:rPr>
+          <w:rFonts w:ascii="Nunito" w:hAnsi="Nunito"/>
+          <w:sz w:val="28"/>
+          <w:szCs w:val="28"/>
+        </w:rPr>
+      </w:pPr>
+    </w:p>
+    <w:p>
+      <w:pPr>
+        <w:pStyle w:val="ListParagraph"/>
+        <w:ind w:left="410"/>
+        <w:rPr>
+          <w:rFonts w:ascii="Nunito" w:hAnsi="Nunito"/>
           <w:sz w:val="28"/>
           <w:szCs w:val="28"/>
         </w:rPr>
@@ -6427,7 +6612,16 @@
           <w:sz w:val="28"/>
           <w:szCs w:val="28"/>
         </w:rPr>
-        <w:t xml:space="preserve"> quiz on global warming, each question having four possible answers (numbered 1–4). Be objective and try to fairly represent both sides of the issue. Next, write an application that administers the quiz, calculates the number of correct answers (zero through five) and returns a message to the user. If the user correctly answers five questions, print “Excellent”; if four, print “Very good”; if three or fewer, print “Time to brush up on your knowledge of global warming,” and include a list of some of the websites where you found your facts. </w:t>
+        <w:t xml:space="preserve"> quiz on global warming, each question having four possible answers (numbered 1–4). Be objective and try to fairly represent both sides of the issue. Next, write an application that administers the quiz, calculates the number of correct answers (zero through five) and </w:t>
+      </w:r>
+      <w:r>
+        <w:rPr>
+          <w:rFonts w:ascii="Nunito" w:hAnsi="Nunito"/>
+          <w:sz w:val="28"/>
+          <w:szCs w:val="28"/>
+        </w:rPr>
+        <w:lastRenderedPageBreak/>
+        <w:t xml:space="preserve">returns a message to the user. If the user correctly answers five questions, print “Excellent”; if four, print “Very good”; if three or fewer, print “Time to brush up on your knowledge of global warming,” and include a list of some of the websites where you found your facts. </w:t>
       </w:r>
     </w:p>
     <w:p>
@@ -6482,7 +6676,6 @@
           <w:sz w:val="28"/>
           <w:szCs w:val="28"/>
         </w:rPr>
-        <w:lastRenderedPageBreak/>
         <w:t xml:space="preserve">There are many proposals to make taxation fairer. Check out the FairTax initiative in the United States at www.fairtax.org. Research how the proposed FairTax works. One suggestion is to eliminate income taxes and most other taxes in favor of a 23% consumption tax on all products and services that you buy. Some FairTax opponents question the 23% figure and say that because of the way the tax is calculated, it would be more accurate to say the rate is 30%—check this carefully. Write a program that prompts the user to enter expenses in various expense categories they have (e.g., housing, food, clothing, transportation, education, health care, vacations), then prints the estimated FairTax that person would pay. </w:t>
       </w:r>
     </w:p>
@@ -6709,6 +6902,155 @@
     </w:lvl>
   </w:abstractNum>
   <w:abstractNum w:abstractNumId="1" w15:restartNumberingAfterBreak="0">
+    <w:nsid w:val="10111AD7"/>
+    <w:multiLevelType w:val="multilevel"/>
+    <w:tmpl w:val="E55A37B6"/>
+    <w:lvl w:ilvl="0">
+      <w:start w:val="1"/>
+      <w:numFmt w:val="bullet"/>
+      <w:lvlText w:val=""/>
+      <w:lvlJc w:val="left"/>
+      <w:pPr>
+        <w:tabs>
+          <w:tab w:val="num" w:pos="720"/>
+        </w:tabs>
+        <w:ind w:left="720" w:hanging="360"/>
+      </w:pPr>
+      <w:rPr>
+        <w:rFonts w:ascii="Symbol" w:hAnsi="Symbol" w:hint="default"/>
+        <w:sz w:val="20"/>
+      </w:rPr>
+    </w:lvl>
+    <w:lvl w:ilvl="1" w:tentative="1">
+      <w:start w:val="1"/>
+      <w:numFmt w:val="bullet"/>
+      <w:lvlText w:val="o"/>
+      <w:lvlJc w:val="left"/>
+      <w:pPr>
+        <w:tabs>
+          <w:tab w:val="num" w:pos="1440"/>
+        </w:tabs>
+        <w:ind w:left="1440" w:hanging="360"/>
+      </w:pPr>
+      <w:rPr>
+        <w:rFonts w:ascii="Courier New" w:hAnsi="Courier New" w:hint="default"/>
+        <w:sz w:val="20"/>
+      </w:rPr>
+    </w:lvl>
+    <w:lvl w:ilvl="2" w:tentative="1">
+      <w:start w:val="1"/>
+      <w:numFmt w:val="bullet"/>
+      <w:lvlText w:val=""/>
+      <w:lvlJc w:val="left"/>
+      <w:pPr>
+        <w:tabs>
+          <w:tab w:val="num" w:pos="2160"/>
+        </w:tabs>
+        <w:ind w:left="2160" w:hanging="360"/>
+      </w:pPr>
+      <w:rPr>
+        <w:rFonts w:ascii="Wingdings" w:hAnsi="Wingdings" w:hint="default"/>
+        <w:sz w:val="20"/>
+      </w:rPr>
+    </w:lvl>
+    <w:lvl w:ilvl="3" w:tentative="1">
+      <w:start w:val="1"/>
+      <w:numFmt w:val="bullet"/>
+      <w:lvlText w:val=""/>
+      <w:lvlJc w:val="left"/>
+      <w:pPr>
+        <w:tabs>
+          <w:tab w:val="num" w:pos="2880"/>
+        </w:tabs>
+        <w:ind w:left="2880" w:hanging="360"/>
+      </w:pPr>
+      <w:rPr>
+        <w:rFonts w:ascii="Wingdings" w:hAnsi="Wingdings" w:hint="default"/>
+        <w:sz w:val="20"/>
+      </w:rPr>
+    </w:lvl>
+    <w:lvl w:ilvl="4" w:tentative="1">
+      <w:start w:val="1"/>
+      <w:numFmt w:val="bullet"/>
+      <w:lvlText w:val=""/>
+      <w:lvlJc w:val="left"/>
+      <w:pPr>
+        <w:tabs>
+          <w:tab w:val="num" w:pos="3600"/>
+        </w:tabs>
+        <w:ind w:left="3600" w:hanging="360"/>
+      </w:pPr>
+      <w:rPr>
+        <w:rFonts w:ascii="Wingdings" w:hAnsi="Wingdings" w:hint="default"/>
+        <w:sz w:val="20"/>
+      </w:rPr>
+    </w:lvl>
+    <w:lvl w:ilvl="5" w:tentative="1">
+      <w:start w:val="1"/>
+      <w:numFmt w:val="bullet"/>
+      <w:lvlText w:val=""/>
+      <w:lvlJc w:val="left"/>
+      <w:pPr>
+        <w:tabs>
+          <w:tab w:val="num" w:pos="4320"/>
+        </w:tabs>
+        <w:ind w:left="4320" w:hanging="360"/>
+      </w:pPr>
+      <w:rPr>
+        <w:rFonts w:ascii="Wingdings" w:hAnsi="Wingdings" w:hint="default"/>
+        <w:sz w:val="20"/>
+      </w:rPr>
+    </w:lvl>
+    <w:lvl w:ilvl="6" w:tentative="1">
+      <w:start w:val="1"/>
+      <w:numFmt w:val="bullet"/>
+      <w:lvlText w:val=""/>
+      <w:lvlJc w:val="left"/>
+      <w:pPr>
+        <w:tabs>
+          <w:tab w:val="num" w:pos="5040"/>
+        </w:tabs>
+        <w:ind w:left="5040" w:hanging="360"/>
+      </w:pPr>
+      <w:rPr>
+        <w:rFonts w:ascii="Wingdings" w:hAnsi="Wingdings" w:hint="default"/>
+        <w:sz w:val="20"/>
+      </w:rPr>
+    </w:lvl>
+    <w:lvl w:ilvl="7" w:tentative="1">
+      <w:start w:val="1"/>
+      <w:numFmt w:val="bullet"/>
+      <w:lvlText w:val=""/>
+      <w:lvlJc w:val="left"/>
+      <w:pPr>
+        <w:tabs>
+          <w:tab w:val="num" w:pos="5760"/>
+        </w:tabs>
+        <w:ind w:left="5760" w:hanging="360"/>
+      </w:pPr>
+      <w:rPr>
+        <w:rFonts w:ascii="Wingdings" w:hAnsi="Wingdings" w:hint="default"/>
+        <w:sz w:val="20"/>
+      </w:rPr>
+    </w:lvl>
+    <w:lvl w:ilvl="8" w:tentative="1">
+      <w:start w:val="1"/>
+      <w:numFmt w:val="bullet"/>
+      <w:lvlText w:val=""/>
+      <w:lvlJc w:val="left"/>
+      <w:pPr>
+        <w:tabs>
+          <w:tab w:val="num" w:pos="6480"/>
+        </w:tabs>
+        <w:ind w:left="6480" w:hanging="360"/>
+      </w:pPr>
+      <w:rPr>
+        <w:rFonts w:ascii="Wingdings" w:hAnsi="Wingdings" w:hint="default"/>
+        <w:sz w:val="20"/>
+      </w:rPr>
+    </w:lvl>
+  </w:abstractNum>
+  <w:abstractNum w:abstractNumId="2" w15:restartNumberingAfterBreak="0">
     <w:nsid w:val="535D5430"/>
     <w:multiLevelType w:val="hybridMultilevel"/>
     <w:tmpl w:val="67745CAC"/>
@@ -6798,10 +7140,13 @@
     </w:lvl>
   </w:abstractNum>
   <w:num w:numId="1" w16cid:durableId="1096899581">
-    <w:abstractNumId w:val="1"/>
+    <w:abstractNumId w:val="2"/>
   </w:num>
   <w:num w:numId="2" w16cid:durableId="2051150544">
     <w:abstractNumId w:val="0"/>
+  </w:num>
+  <w:num w:numId="3" w16cid:durableId="1753235129">
+    <w:abstractNumId w:val="1"/>
   </w:num>
 </w:numbering>
 </file>
